--- a/docs/lista_louvores/Textos_Louvores/SALMO 51.docx
+++ b/docs/lista_louvores/Textos_Louvores/SALMO 51.docx
@@ -4,40 +4,25 @@
   <w:body>
     <w:p>
       <w:pPr>
-        <w:pStyle w:val="PargrafodaLista"/>
-        <w:numPr>
-          <w:ilvl w:val="0"/>
-          <w:numId w:val="2"/>
-        </w:numPr>
-        <w:spacing w:after="160"/>
-        <w:ind w:left="0" w:firstLine="0"/>
-        <w:contextualSpacing w:val="0"/>
-        <w:jc w:val="left"/>
-        <w:rPr>
+        <w:pStyle w:val="Ttulo1"/>
+        <w:spacing w:after="120"/>
+        <w:rPr>
+          <w:b/>
           <w:bCs/>
-          <w:color w:val="000000"/>
-          <w:sz w:val="28"/>
-          <w:szCs w:val="28"/>
-        </w:rPr>
-      </w:pPr>
-      <w:r>
-        <w:rPr>
-          <w:color w:val="000000"/>
-          <w:sz w:val="28"/>
-          <w:szCs w:val="28"/>
-        </w:rPr>
-        <w:t>Salmo 51</w:t>
+        </w:rPr>
+      </w:pPr>
+      <w:r>
+        <w:rPr>
+          <w:b/>
+          <w:bCs/>
+        </w:rPr>
+        <w:t>SALMO 51</w:t>
       </w:r>
     </w:p>
     <w:p>
       <w:pPr>
         <w:pStyle w:val="SemEspaamento"/>
-        <w:numPr>
-          <w:ilvl w:val="0"/>
-          <w:numId w:val="1"/>
-        </w:numPr>
         <w:spacing w:after="120"/>
-        <w:ind w:left="1077" w:hanging="357"/>
         <w:rPr>
           <w:rFonts w:ascii="Times New Roman" w:hAnsi="Times New Roman"/>
           <w:sz w:val="24"/>
@@ -101,12 +86,7 @@
     <w:p>
       <w:pPr>
         <w:pStyle w:val="SemEspaamento"/>
-        <w:numPr>
-          <w:ilvl w:val="0"/>
-          <w:numId w:val="1"/>
-        </w:numPr>
         <w:spacing w:after="120"/>
-        <w:ind w:left="1077" w:hanging="357"/>
         <w:rPr>
           <w:rFonts w:ascii="Times New Roman" w:hAnsi="Times New Roman"/>
           <w:sz w:val="24"/>
@@ -170,12 +150,7 @@
     <w:p>
       <w:pPr>
         <w:pStyle w:val="SemEspaamento"/>
-        <w:numPr>
-          <w:ilvl w:val="0"/>
-          <w:numId w:val="1"/>
-        </w:numPr>
         <w:spacing w:after="120"/>
-        <w:ind w:left="1077" w:hanging="357"/>
         <w:rPr>
           <w:rFonts w:ascii="Times New Roman" w:hAnsi="Times New Roman"/>
           <w:sz w:val="24"/>
@@ -239,12 +214,7 @@
     <w:p>
       <w:pPr>
         <w:pStyle w:val="SemEspaamento"/>
-        <w:numPr>
-          <w:ilvl w:val="0"/>
-          <w:numId w:val="1"/>
-        </w:numPr>
         <w:spacing w:after="120"/>
-        <w:ind w:left="1077" w:hanging="357"/>
         <w:rPr>
           <w:rFonts w:ascii="Times New Roman" w:hAnsi="Times New Roman"/>
           <w:sz w:val="24"/>
@@ -308,12 +278,7 @@
     <w:p>
       <w:pPr>
         <w:pStyle w:val="SemEspaamento"/>
-        <w:numPr>
-          <w:ilvl w:val="0"/>
-          <w:numId w:val="1"/>
-        </w:numPr>
         <w:spacing w:after="120"/>
-        <w:ind w:left="1077" w:hanging="357"/>
         <w:rPr>
           <w:rFonts w:ascii="Times New Roman" w:hAnsi="Times New Roman"/>
           <w:sz w:val="24"/>
@@ -374,7 +339,6 @@
         <w:t>Te adorando com amor</w:t>
       </w:r>
     </w:p>
-    <w:p/>
     <w:sectPr>
       <w:pgSz w:w="11906" w:h="16838"/>
       <w:pgMar w:top="1417" w:right="1701" w:bottom="1417" w:left="1701" w:header="708" w:footer="708" w:gutter="0"/>
@@ -1062,6 +1026,27 @@
       <w14:ligatures w14:val="none"/>
     </w:rPr>
   </w:style>
+  <w:style w:type="paragraph" w:styleId="Ttulo1">
+    <w:name w:val="heading 1"/>
+    <w:basedOn w:val="Normal"/>
+    <w:next w:val="Normal"/>
+    <w:link w:val="Ttulo1Char"/>
+    <w:uiPriority w:val="9"/>
+    <w:qFormat/>
+    <w:rsid w:val="003A0993"/>
+    <w:pPr>
+      <w:keepNext/>
+      <w:keepLines/>
+      <w:spacing w:before="240"/>
+      <w:outlineLvl w:val="0"/>
+    </w:pPr>
+    <w:rPr>
+      <w:rFonts w:asciiTheme="majorHAnsi" w:eastAsiaTheme="majorEastAsia" w:hAnsiTheme="majorHAnsi" w:cstheme="majorBidi"/>
+      <w:color w:val="2F5496" w:themeColor="accent1" w:themeShade="BF"/>
+      <w:sz w:val="32"/>
+      <w:szCs w:val="32"/>
+    </w:rPr>
+  </w:style>
   <w:style w:type="character" w:default="1" w:styleId="Fontepargpadro">
     <w:name w:val="Default Paragraph Font"/>
     <w:uiPriority w:val="1"/>
@@ -1125,6 +1110,22 @@
     <w:rPr>
       <w:rFonts w:eastAsiaTheme="minorEastAsia"/>
       <w:lang w:bidi="he-IL"/>
+    </w:rPr>
+  </w:style>
+  <w:style w:type="character" w:customStyle="1" w:styleId="Ttulo1Char">
+    <w:name w:val="Título 1 Char"/>
+    <w:basedOn w:val="Fontepargpadro"/>
+    <w:link w:val="Ttulo1"/>
+    <w:uiPriority w:val="9"/>
+    <w:rsid w:val="003A0993"/>
+    <w:rPr>
+      <w:rFonts w:asciiTheme="majorHAnsi" w:eastAsiaTheme="majorEastAsia" w:hAnsiTheme="majorHAnsi" w:cstheme="majorBidi"/>
+      <w:color w:val="2F5496" w:themeColor="accent1" w:themeShade="BF"/>
+      <w:kern w:val="0"/>
+      <w:sz w:val="32"/>
+      <w:szCs w:val="32"/>
+      <w:lang w:eastAsia="pt-BR"/>
+      <w14:ligatures w14:val="none"/>
     </w:rPr>
   </w:style>
 </w:styles>
